--- a/belgeler/16_TEKLIF_DAVET_MEKTUBU_YAPIM_ISLERI.docx
+++ b/belgeler/16_TEKLIF_DAVET_MEKTUBU_YAPIM_ISLERI.docx
@@ -1012,7 +1012,7 @@
                 <w:color w:val="000000"/>
                 <w:sz w:val="16"/>
               </w:rPr>
-              <w:t>15.774.454,50 TL</w:t>
+              <w:t>15.753.004,18 TL</w:t>
             </w:r>
             <w:r>
               <w:rPr>
@@ -1022,7 +1022,7 @@
                 <w:color w:val="000000"/>
                 <w:sz w:val="16"/>
               </w:rPr>
-              <w:t xml:space="preserve"> ≈ 298.994 Avro (1 Avro = 52,7585 TL)</w:t>
+              <w:t xml:space="preserve"> ≈ 298.587 Avro (1 Avro = 52,7585 TL)</w:t>
             </w:r>
           </w:p>
         </w:tc>

--- a/belgeler/16_TEKLIF_DAVET_MEKTUBU_YAPIM_ISLERI.docx
+++ b/belgeler/16_TEKLIF_DAVET_MEKTUBU_YAPIM_ISLERI.docx
@@ -1012,7 +1012,7 @@
                 <w:color w:val="000000"/>
                 <w:sz w:val="16"/>
               </w:rPr>
-              <w:t>15.753.004,18 TL</w:t>
+              <w:t>15.774.454,50 TL</w:t>
             </w:r>
             <w:r>
               <w:rPr>
@@ -1022,7 +1022,7 @@
                 <w:color w:val="000000"/>
                 <w:sz w:val="16"/>
               </w:rPr>
-              <w:t xml:space="preserve"> ≈ 298.587 Avro (1 Avro = 52,7585 TL)</w:t>
+              <w:t xml:space="preserve"> ≈ 298.994 Avro (1 Avro = 52,7585 TL)</w:t>
             </w:r>
           </w:p>
         </w:tc>

--- a/belgeler/16_TEKLIF_DAVET_MEKTUBU_YAPIM_ISLERI.docx
+++ b/belgeler/16_TEKLIF_DAVET_MEKTUBU_YAPIM_ISLERI.docx
@@ -1012,7 +1012,7 @@
                 <w:color w:val="000000"/>
                 <w:sz w:val="16"/>
               </w:rPr>
-              <w:t>15.774.454,50 TL</w:t>
+              <w:t>15.720.192,50 TL</w:t>
             </w:r>
             <w:r>
               <w:rPr>
@@ -1022,7 +1022,7 @@
                 <w:color w:val="000000"/>
                 <w:sz w:val="16"/>
               </w:rPr>
-              <w:t xml:space="preserve"> ≈ 298.994 Avro (1 Avro = 52,7585 TL)</w:t>
+              <w:t xml:space="preserve"> ≈ 297.965 Avro (1 Avro = 52,7585 TL)</w:t>
             </w:r>
           </w:p>
         </w:tc>
